--- a/playbook/AURA_Playbook_Analitico.docx
+++ b/playbook/AURA_Playbook_Analitico.docx
@@ -4856,7 +4856,7 @@
         <w:t>Assimetria:</w:t>
       </w:r>
       <w:r>
-        <w:t xml:space="preserve"> [Projeto X] (#1234) tem o maior benefício do recorte e está travado por uma única aprovação de custo.</w:t>
+        <w:t xml:space="preserve"> [Projeto X] (1234) tem o maior benefício do recorte e está travado por uma única aprovação de custo.</w:t>
       </w:r>
     </w:p>
     <w:p>
@@ -4968,6 +4968,20 @@
       </w:r>
     </w:p>
     <w:p>
+      <w:r>
+        <w:t xml:space="preserve">Todo projeto citado, em qualquer seção, sai como </w:t>
+      </w:r>
+      <w:r>
+        <w:rPr>
+          <w:b/>
+        </w:rPr>
+        <w:t>`Nome do Projeto (1234)`</w:t>
+      </w:r>
+      <w:r>
+        <w:t xml:space="preserve"> — nome primeiro, ID do work item entre parênteses. Nunca o ID sozinho, nunca o nome sem o ID.</w:t>
+      </w:r>
+    </w:p>
+    <w:p>
       <w:pPr>
         <w:pStyle w:val="IntenseQuote"/>
       </w:pPr>
@@ -5072,6 +5086,14 @@
       </w:pPr>
       <w:r>
         <w:t>Recomendação sem responsável e sem prazo</w:t>
+      </w:r>
+    </w:p>
+    <w:p>
+      <w:pPr>
+        <w:pStyle w:val="ListBullet"/>
+      </w:pPr>
+      <w:r>
+        <w:t>ID de work item solto, sem o nome do projeto ao lado</w:t>
       </w:r>
     </w:p>
     <w:p>

--- a/playbook/AURA_Playbook_Analitico.docx
+++ b/playbook/AURA_Playbook_Analitico.docx
@@ -4964,7 +4964,17 @@
         <w:t>Link do work item</w:t>
       </w:r>
       <w:r>
-        <w:t xml:space="preserve"> — sempre</w:t>
+        <w:t xml:space="preserve"> — sempre, e numa forma só:</w:t>
+      </w:r>
+    </w:p>
+    <w:p>
+      <w:r>
+        <w:rPr>
+          <w:rFonts w:ascii="Consolas" w:hAnsi="Consolas"/>
+          <w:color w:val="B03060"/>
+          <w:sz w:val="19"/>
+        </w:rPr>
+        <w:t>https://dev.azure.com/CDIO-IT-LATAM/CDIO%20Portfolio/_workitems/edit/1234</w:t>
       </w:r>
     </w:p>
     <w:p>
@@ -4979,6 +4989,34 @@
       </w:r>
       <w:r>
         <w:t xml:space="preserve"> — nome primeiro, ID do work item entre parênteses. Nunca o ID sozinho, nunca o nome sem o ID.</w:t>
+      </w:r>
+    </w:p>
+    <w:p>
+      <w:pPr>
+        <w:pStyle w:val="IntenseQuote"/>
+      </w:pPr>
+      <w:r>
+        <w:t xml:space="preserve">⚠️ </w:t>
+      </w:r>
+      <w:r>
+        <w:rPr>
+          <w:b/>
+        </w:rPr>
+        <w:t>O campo `url` que o DevOps devolve não é esse link.</w:t>
+      </w:r>
+      <w:r>
+        <w:t xml:space="preserve"> Ele é o endereço da API (</w:t>
+      </w:r>
+      <w:r>
+        <w:rPr>
+          <w:rFonts w:ascii="Consolas" w:hAnsi="Consolas"/>
+          <w:color w:val="B03060"/>
+          <w:sz w:val="19"/>
+        </w:rPr>
+        <w:t>_apis/wit/workItems/1234</w:t>
+      </w:r>
+      <w:r>
+        <w:t>) e abre JSON cru no navegador — inútil para quem vai ler o relatório. Monte o link a partir do ID, sempre.</w:t>
       </w:r>
     </w:p>
     <w:p>
@@ -5094,6 +5132,25 @@
       </w:pPr>
       <w:r>
         <w:t>ID de work item solto, sem o nome do projeto ao lado</w:t>
+      </w:r>
+    </w:p>
+    <w:p>
+      <w:pPr>
+        <w:pStyle w:val="ListBullet"/>
+      </w:pPr>
+      <w:r>
+        <w:t xml:space="preserve">Link no formato </w:t>
+      </w:r>
+      <w:r>
+        <w:rPr>
+          <w:rFonts w:ascii="Consolas" w:hAnsi="Consolas"/>
+          <w:color w:val="B03060"/>
+          <w:sz w:val="19"/>
+        </w:rPr>
+        <w:t>_apis/wit/workItems/</w:t>
+      </w:r>
+      <w:r>
+        <w:t xml:space="preserve"> — abre JSON, não a tela do item</w:t>
       </w:r>
     </w:p>
     <w:p>

--- a/playbook/AURA_Playbook_Analitico.docx
+++ b/playbook/AURA_Playbook_Analitico.docx
@@ -3075,6 +3075,1227 @@
           <w:sz w:val="19"/>
         </w:rPr>
         <w:t>.ResolvedDate</w:t>
+      </w:r>
+    </w:p>
+    <w:p>
+      <w:pPr>
+        <w:pStyle w:val="Heading3"/>
+      </w:pPr>
+      <w:r>
+        <w:t>Os valores possíveis de cada campo de lista</w:t>
+      </w:r>
+    </w:p>
+    <w:p>
+      <w:r>
+        <w:rPr>
+          <w:b/>
+        </w:rPr>
+        <w:t>Escreva exatamente assim.</w:t>
+      </w:r>
+      <w:r>
+        <w:t xml:space="preserve"> Num filtro DAX, string errada devolve zero linhas em silêncio — não dá erro, só parece que não existe projeto.</w:t>
+      </w:r>
+    </w:p>
+    <w:tbl>
+      <w:tblPr>
+        <w:tblStyle w:val="LightGrid-Accent1"/>
+        <w:tblW w:type="auto" w:w="0"/>
+        <w:tblLook w:firstColumn="1" w:firstRow="1" w:lastColumn="0" w:lastRow="0" w:noHBand="0" w:noVBand="1" w:val="04A0"/>
+      </w:tblPr>
+      <w:tblGrid>
+        <w:gridCol w:w="4320"/>
+        <w:gridCol w:w="4320"/>
+      </w:tblGrid>
+      <w:tr>
+        <w:tc>
+          <w:tcPr>
+            <w:tcW w:type="dxa" w:w="4320"/>
+          </w:tcPr>
+          <w:p>
+            <w:r>
+              <w:rPr>
+                <w:b/>
+              </w:rPr>
+            </w:r>
+            <w:r>
+              <w:rPr>
+                <w:b/>
+              </w:rPr>
+              <w:t>Campo</w:t>
+            </w:r>
+          </w:p>
+        </w:tc>
+        <w:tc>
+          <w:tcPr>
+            <w:tcW w:type="dxa" w:w="4320"/>
+          </w:tcPr>
+          <w:p>
+            <w:r>
+              <w:rPr>
+                <w:b/>
+              </w:rPr>
+            </w:r>
+            <w:r>
+              <w:rPr>
+                <w:b/>
+              </w:rPr>
+              <w:t>Valores possíveis</w:t>
+            </w:r>
+          </w:p>
+        </w:tc>
+      </w:tr>
+      <w:tr>
+        <w:tc>
+          <w:tcPr>
+            <w:tcW w:type="dxa" w:w="4320"/>
+          </w:tcPr>
+          <w:p>
+            <w:r/>
+            <w:r>
+              <w:rPr>
+                <w:rFonts w:ascii="Consolas" w:hAnsi="Consolas"/>
+                <w:color w:val="B03060"/>
+                <w:sz w:val="19"/>
+              </w:rPr>
+              <w:t>State</w:t>
+            </w:r>
+          </w:p>
+        </w:tc>
+        <w:tc>
+          <w:tcPr>
+            <w:tcW w:type="dxa" w:w="4320"/>
+          </w:tcPr>
+          <w:p>
+            <w:r/>
+            <w:r>
+              <w:rPr>
+                <w:rFonts w:ascii="Consolas" w:hAnsi="Consolas"/>
+                <w:color w:val="B03060"/>
+                <w:sz w:val="19"/>
+              </w:rPr>
+              <w:t>00 Cancelled</w:t>
+            </w:r>
+            <w:r>
+              <w:t xml:space="preserve"> · </w:t>
+            </w:r>
+            <w:r>
+              <w:rPr>
+                <w:rFonts w:ascii="Consolas" w:hAnsi="Consolas"/>
+                <w:color w:val="B03060"/>
+                <w:sz w:val="19"/>
+              </w:rPr>
+              <w:t>01 Idea</w:t>
+            </w:r>
+            <w:r>
+              <w:t xml:space="preserve"> · </w:t>
+            </w:r>
+            <w:r>
+              <w:rPr>
+                <w:rFonts w:ascii="Consolas" w:hAnsi="Consolas"/>
+                <w:color w:val="B03060"/>
+                <w:sz w:val="19"/>
+              </w:rPr>
+              <w:t>02 Scoping</w:t>
+            </w:r>
+            <w:r>
+              <w:t xml:space="preserve"> · </w:t>
+            </w:r>
+            <w:r>
+              <w:rPr>
+                <w:rFonts w:ascii="Consolas" w:hAnsi="Consolas"/>
+                <w:color w:val="B03060"/>
+                <w:sz w:val="19"/>
+              </w:rPr>
+              <w:t>03 Scope Approv</w:t>
+            </w:r>
+            <w:r>
+              <w:t xml:space="preserve"> · </w:t>
+            </w:r>
+            <w:r>
+              <w:rPr>
+                <w:rFonts w:ascii="Consolas" w:hAnsi="Consolas"/>
+                <w:color w:val="B03060"/>
+                <w:sz w:val="19"/>
+              </w:rPr>
+              <w:t>04 Costing</w:t>
+            </w:r>
+            <w:r>
+              <w:t xml:space="preserve"> · </w:t>
+            </w:r>
+            <w:r>
+              <w:rPr>
+                <w:rFonts w:ascii="Consolas" w:hAnsi="Consolas"/>
+                <w:color w:val="B03060"/>
+                <w:sz w:val="19"/>
+              </w:rPr>
+              <w:t>05 Cost Approv</w:t>
+            </w:r>
+            <w:r>
+              <w:t xml:space="preserve"> · </w:t>
+            </w:r>
+            <w:r>
+              <w:rPr>
+                <w:rFonts w:ascii="Consolas" w:hAnsi="Consolas"/>
+                <w:color w:val="B03060"/>
+                <w:sz w:val="19"/>
+              </w:rPr>
+              <w:t>06 Plan Analyze</w:t>
+            </w:r>
+            <w:r>
+              <w:t xml:space="preserve"> · </w:t>
+            </w:r>
+            <w:r>
+              <w:rPr>
+                <w:rFonts w:ascii="Consolas" w:hAnsi="Consolas"/>
+                <w:color w:val="B03060"/>
+                <w:sz w:val="19"/>
+              </w:rPr>
+              <w:t>07 Design Build</w:t>
+            </w:r>
+            <w:r>
+              <w:t xml:space="preserve"> · </w:t>
+            </w:r>
+            <w:r>
+              <w:rPr>
+                <w:rFonts w:ascii="Consolas" w:hAnsi="Consolas"/>
+                <w:color w:val="B03060"/>
+                <w:sz w:val="19"/>
+              </w:rPr>
+              <w:t>08 UAT</w:t>
+            </w:r>
+            <w:r>
+              <w:t xml:space="preserve"> · </w:t>
+            </w:r>
+            <w:r>
+              <w:rPr>
+                <w:rFonts w:ascii="Consolas" w:hAnsi="Consolas"/>
+                <w:color w:val="B03060"/>
+                <w:sz w:val="19"/>
+              </w:rPr>
+              <w:t>09 PGLS</w:t>
+            </w:r>
+            <w:r>
+              <w:t xml:space="preserve"> · </w:t>
+            </w:r>
+            <w:r>
+              <w:rPr>
+                <w:rFonts w:ascii="Consolas" w:hAnsi="Consolas"/>
+                <w:color w:val="B03060"/>
+                <w:sz w:val="19"/>
+              </w:rPr>
+              <w:t>10 Deployed</w:t>
+            </w:r>
+            <w:r>
+              <w:t xml:space="preserve"> · </w:t>
+            </w:r>
+            <w:r>
+              <w:rPr>
+                <w:rFonts w:ascii="Consolas" w:hAnsi="Consolas"/>
+                <w:color w:val="B03060"/>
+                <w:sz w:val="19"/>
+              </w:rPr>
+              <w:t>11 Closed</w:t>
+            </w:r>
+            <w:r>
+              <w:t xml:space="preserve"> · </w:t>
+            </w:r>
+            <w:r>
+              <w:rPr>
+                <w:rFonts w:ascii="Consolas" w:hAnsi="Consolas"/>
+                <w:color w:val="B03060"/>
+                <w:sz w:val="19"/>
+              </w:rPr>
+              <w:t>12 On Holding</w:t>
+            </w:r>
+          </w:p>
+        </w:tc>
+      </w:tr>
+      <w:tr>
+        <w:tc>
+          <w:tcPr>
+            <w:tcW w:type="dxa" w:w="4320"/>
+          </w:tcPr>
+          <w:p>
+            <w:r/>
+            <w:r>
+              <w:rPr>
+                <w:rFonts w:ascii="Consolas" w:hAnsi="Consolas"/>
+                <w:color w:val="B03060"/>
+                <w:sz w:val="19"/>
+              </w:rPr>
+              <w:t>Project Type</w:t>
+            </w:r>
+          </w:p>
+        </w:tc>
+        <w:tc>
+          <w:tcPr>
+            <w:tcW w:type="dxa" w:w="4320"/>
+          </w:tcPr>
+          <w:p>
+            <w:r/>
+            <w:r>
+              <w:rPr>
+                <w:rFonts w:ascii="Consolas" w:hAnsi="Consolas"/>
+                <w:color w:val="B03060"/>
+                <w:sz w:val="19"/>
+              </w:rPr>
+              <w:t>Big Rock</w:t>
+            </w:r>
+            <w:r>
+              <w:t xml:space="preserve"> · </w:t>
+            </w:r>
+            <w:r>
+              <w:rPr>
+                <w:rFonts w:ascii="Consolas" w:hAnsi="Consolas"/>
+                <w:color w:val="B03060"/>
+                <w:sz w:val="19"/>
+              </w:rPr>
+              <w:t>Regular</w:t>
+            </w:r>
+            <w:r>
+              <w:t xml:space="preserve"> · </w:t>
+            </w:r>
+            <w:r>
+              <w:rPr>
+                <w:rFonts w:ascii="Consolas" w:hAnsi="Consolas"/>
+                <w:color w:val="B03060"/>
+                <w:sz w:val="19"/>
+              </w:rPr>
+              <w:t>Small Project</w:t>
+            </w:r>
+          </w:p>
+        </w:tc>
+      </w:tr>
+      <w:tr>
+        <w:tc>
+          <w:tcPr>
+            <w:tcW w:type="dxa" w:w="4320"/>
+          </w:tcPr>
+          <w:p>
+            <w:r/>
+            <w:r>
+              <w:rPr>
+                <w:rFonts w:ascii="Consolas" w:hAnsi="Consolas"/>
+                <w:color w:val="B03060"/>
+                <w:sz w:val="19"/>
+              </w:rPr>
+              <w:t>IT Area</w:t>
+            </w:r>
+          </w:p>
+        </w:tc>
+        <w:tc>
+          <w:tcPr>
+            <w:tcW w:type="dxa" w:w="4320"/>
+          </w:tcPr>
+          <w:p>
+            <w:r/>
+            <w:r>
+              <w:rPr>
+                <w:rFonts w:ascii="Consolas" w:hAnsi="Consolas"/>
+                <w:color w:val="B03060"/>
+                <w:sz w:val="19"/>
+              </w:rPr>
+              <w:t>Consumer</w:t>
+            </w:r>
+            <w:r>
+              <w:t xml:space="preserve"> · </w:t>
+            </w:r>
+            <w:r>
+              <w:rPr>
+                <w:rFonts w:ascii="Consolas" w:hAnsi="Consolas"/>
+                <w:color w:val="B03060"/>
+                <w:sz w:val="19"/>
+              </w:rPr>
+              <w:t>Customer Dev</w:t>
+            </w:r>
+            <w:r>
+              <w:t xml:space="preserve"> · </w:t>
+            </w:r>
+            <w:r>
+              <w:rPr>
+                <w:rFonts w:ascii="Consolas" w:hAnsi="Consolas"/>
+                <w:color w:val="B03060"/>
+                <w:sz w:val="19"/>
+              </w:rPr>
+              <w:t>Make (Business Operation)</w:t>
+            </w:r>
+            <w:r>
+              <w:t xml:space="preserve"> · </w:t>
+            </w:r>
+            <w:r>
+              <w:rPr>
+                <w:rFonts w:ascii="Consolas" w:hAnsi="Consolas"/>
+                <w:color w:val="B03060"/>
+                <w:sz w:val="19"/>
+              </w:rPr>
+              <w:t>Focus Market (Cust Ops)</w:t>
+            </w:r>
+            <w:r>
+              <w:t xml:space="preserve"> · </w:t>
+            </w:r>
+            <w:r>
+              <w:rPr>
+                <w:rFonts w:ascii="Consolas" w:hAnsi="Consolas"/>
+                <w:color w:val="B03060"/>
+                <w:sz w:val="19"/>
+              </w:rPr>
+              <w:t>Commercial Exp</w:t>
+            </w:r>
+            <w:r>
+              <w:t xml:space="preserve"> · </w:t>
+            </w:r>
+            <w:r>
+              <w:rPr>
+                <w:rFonts w:ascii="Consolas" w:hAnsi="Consolas"/>
+                <w:color w:val="B03060"/>
+                <w:sz w:val="19"/>
+              </w:rPr>
+              <w:t>Tech Services</w:t>
+            </w:r>
+            <w:r>
+              <w:t xml:space="preserve"> · </w:t>
+            </w:r>
+            <w:r>
+              <w:rPr>
+                <w:rFonts w:ascii="Consolas" w:hAnsi="Consolas"/>
+                <w:color w:val="B03060"/>
+                <w:sz w:val="19"/>
+              </w:rPr>
+              <w:t>Tax Reform</w:t>
+            </w:r>
+          </w:p>
+        </w:tc>
+      </w:tr>
+      <w:tr>
+        <w:tc>
+          <w:tcPr>
+            <w:tcW w:type="dxa" w:w="4320"/>
+          </w:tcPr>
+          <w:p>
+            <w:r/>
+            <w:r>
+              <w:rPr>
+                <w:rFonts w:ascii="Consolas" w:hAnsi="Consolas"/>
+                <w:color w:val="B03060"/>
+                <w:sz w:val="19"/>
+              </w:rPr>
+              <w:t>Business Product Domain</w:t>
+            </w:r>
+          </w:p>
+        </w:tc>
+        <w:tc>
+          <w:tcPr>
+            <w:tcW w:type="dxa" w:w="4320"/>
+          </w:tcPr>
+          <w:p>
+            <w:r/>
+            <w:r>
+              <w:rPr>
+                <w:rFonts w:ascii="Consolas" w:hAnsi="Consolas"/>
+                <w:color w:val="B03060"/>
+                <w:sz w:val="19"/>
+              </w:rPr>
+              <w:t>Consumer</w:t>
+            </w:r>
+            <w:r>
+              <w:t xml:space="preserve"> · </w:t>
+            </w:r>
+            <w:r>
+              <w:rPr>
+                <w:rFonts w:ascii="Consolas" w:hAnsi="Consolas"/>
+                <w:color w:val="B03060"/>
+                <w:sz w:val="19"/>
+              </w:rPr>
+              <w:t>Supply</w:t>
+            </w:r>
+            <w:r>
+              <w:t xml:space="preserve"> · </w:t>
+            </w:r>
+            <w:r>
+              <w:rPr>
+                <w:rFonts w:ascii="Consolas" w:hAnsi="Consolas"/>
+                <w:color w:val="B03060"/>
+                <w:sz w:val="19"/>
+              </w:rPr>
+              <w:t>Customer</w:t>
+            </w:r>
+            <w:r>
+              <w:t xml:space="preserve"> · </w:t>
+            </w:r>
+            <w:r>
+              <w:rPr>
+                <w:rFonts w:ascii="Consolas" w:hAnsi="Consolas"/>
+                <w:color w:val="B03060"/>
+                <w:sz w:val="19"/>
+              </w:rPr>
+              <w:t>Focus Market</w:t>
+            </w:r>
+          </w:p>
+        </w:tc>
+      </w:tr>
+      <w:tr>
+        <w:tc>
+          <w:tcPr>
+            <w:tcW w:type="dxa" w:w="4320"/>
+          </w:tcPr>
+          <w:p>
+            <w:r/>
+            <w:r>
+              <w:rPr>
+                <w:rFonts w:ascii="Consolas" w:hAnsi="Consolas"/>
+                <w:color w:val="B03060"/>
+                <w:sz w:val="19"/>
+              </w:rPr>
+              <w:t>BG or BU Engagement</w:t>
+            </w:r>
+          </w:p>
+        </w:tc>
+        <w:tc>
+          <w:tcPr>
+            <w:tcW w:type="dxa" w:w="4320"/>
+          </w:tcPr>
+          <w:p>
+            <w:r/>
+            <w:r>
+              <w:rPr>
+                <w:rFonts w:ascii="Consolas" w:hAnsi="Consolas"/>
+                <w:color w:val="B03060"/>
+                <w:sz w:val="19"/>
+              </w:rPr>
+              <w:t>BW</w:t>
+            </w:r>
+            <w:r>
+              <w:t xml:space="preserve"> · </w:t>
+            </w:r>
+            <w:r>
+              <w:rPr>
+                <w:rFonts w:ascii="Consolas" w:hAnsi="Consolas"/>
+                <w:color w:val="B03060"/>
+                <w:sz w:val="19"/>
+              </w:rPr>
+              <w:t>PC</w:t>
+            </w:r>
+            <w:r>
+              <w:t xml:space="preserve"> · </w:t>
+            </w:r>
+            <w:r>
+              <w:rPr>
+                <w:rFonts w:ascii="Consolas" w:hAnsi="Consolas"/>
+                <w:color w:val="B03060"/>
+                <w:sz w:val="19"/>
+              </w:rPr>
+              <w:t>HC</w:t>
+            </w:r>
+            <w:r>
+              <w:t xml:space="preserve"> · </w:t>
+            </w:r>
+            <w:r>
+              <w:rPr>
+                <w:rFonts w:ascii="Consolas" w:hAnsi="Consolas"/>
+                <w:color w:val="B03060"/>
+                <w:sz w:val="19"/>
+              </w:rPr>
+              <w:t>Foods</w:t>
+            </w:r>
+            <w:r>
+              <w:t xml:space="preserve"> · </w:t>
+            </w:r>
+            <w:r>
+              <w:rPr>
+                <w:rFonts w:ascii="Consolas" w:hAnsi="Consolas"/>
+                <w:color w:val="B03060"/>
+                <w:sz w:val="19"/>
+              </w:rPr>
+              <w:t>1UL</w:t>
+            </w:r>
+            <w:r>
+              <w:t xml:space="preserve"> · </w:t>
+            </w:r>
+            <w:r>
+              <w:rPr>
+                <w:rFonts w:ascii="Consolas" w:hAnsi="Consolas"/>
+                <w:color w:val="B03060"/>
+                <w:sz w:val="19"/>
+              </w:rPr>
+              <w:t>Cross</w:t>
+            </w:r>
+          </w:p>
+        </w:tc>
+      </w:tr>
+      <w:tr>
+        <w:tc>
+          <w:tcPr>
+            <w:tcW w:type="dxa" w:w="4320"/>
+          </w:tcPr>
+          <w:p>
+            <w:r/>
+            <w:r>
+              <w:rPr>
+                <w:rFonts w:ascii="Consolas" w:hAnsi="Consolas"/>
+                <w:color w:val="B03060"/>
+                <w:sz w:val="19"/>
+              </w:rPr>
+              <w:t>Business Benefit</w:t>
+            </w:r>
+          </w:p>
+        </w:tc>
+        <w:tc>
+          <w:tcPr>
+            <w:tcW w:type="dxa" w:w="4320"/>
+          </w:tcPr>
+          <w:p>
+            <w:r/>
+            <w:r>
+              <w:rPr>
+                <w:rFonts w:ascii="Consolas" w:hAnsi="Consolas"/>
+                <w:color w:val="B03060"/>
+                <w:sz w:val="19"/>
+              </w:rPr>
+              <w:t>Value Added</w:t>
+            </w:r>
+            <w:r>
+              <w:t xml:space="preserve"> · </w:t>
+            </w:r>
+            <w:r>
+              <w:rPr>
+                <w:rFonts w:ascii="Consolas" w:hAnsi="Consolas"/>
+                <w:color w:val="B03060"/>
+                <w:sz w:val="19"/>
+              </w:rPr>
+              <w:t>Compliance</w:t>
+            </w:r>
+          </w:p>
+        </w:tc>
+      </w:tr>
+      <w:tr>
+        <w:tc>
+          <w:tcPr>
+            <w:tcW w:type="dxa" w:w="4320"/>
+          </w:tcPr>
+          <w:p>
+            <w:r/>
+            <w:r>
+              <w:rPr>
+                <w:rFonts w:ascii="Consolas" w:hAnsi="Consolas"/>
+                <w:color w:val="B03060"/>
+                <w:sz w:val="19"/>
+              </w:rPr>
+              <w:t>StatusProjeto</w:t>
+            </w:r>
+          </w:p>
+        </w:tc>
+        <w:tc>
+          <w:tcPr>
+            <w:tcW w:type="dxa" w:w="4320"/>
+          </w:tcPr>
+          <w:p>
+            <w:r/>
+            <w:r>
+              <w:rPr>
+                <w:rFonts w:ascii="Consolas" w:hAnsi="Consolas"/>
+                <w:color w:val="B03060"/>
+                <w:sz w:val="19"/>
+              </w:rPr>
+              <w:t>Deployed</w:t>
+            </w:r>
+            <w:r>
+              <w:t xml:space="preserve"> · </w:t>
+            </w:r>
+            <w:r>
+              <w:rPr>
+                <w:rFonts w:ascii="Consolas" w:hAnsi="Consolas"/>
+                <w:color w:val="B03060"/>
+                <w:sz w:val="19"/>
+              </w:rPr>
+              <w:t>Delayed</w:t>
+            </w:r>
+            <w:r>
+              <w:t xml:space="preserve"> · </w:t>
+            </w:r>
+            <w:r>
+              <w:rPr>
+                <w:rFonts w:ascii="Consolas" w:hAnsi="Consolas"/>
+                <w:color w:val="B03060"/>
+                <w:sz w:val="19"/>
+              </w:rPr>
+              <w:t>In PGLS</w:t>
+            </w:r>
+            <w:r>
+              <w:t xml:space="preserve"> · </w:t>
+            </w:r>
+            <w:r>
+              <w:rPr>
+                <w:rFonts w:ascii="Consolas" w:hAnsi="Consolas"/>
+                <w:color w:val="B03060"/>
+                <w:sz w:val="19"/>
+              </w:rPr>
+              <w:t>Ending this Quarter</w:t>
+            </w:r>
+            <w:r>
+              <w:t xml:space="preserve"> · </w:t>
+            </w:r>
+            <w:r>
+              <w:rPr>
+                <w:rFonts w:ascii="Consolas" w:hAnsi="Consolas"/>
+                <w:color w:val="B03060"/>
+                <w:sz w:val="19"/>
+              </w:rPr>
+              <w:t>On Time</w:t>
+            </w:r>
+            <w:r>
+              <w:t xml:space="preserve"> · </w:t>
+            </w:r>
+            <w:r>
+              <w:rPr>
+                <w:rFonts w:ascii="Consolas" w:hAnsi="Consolas"/>
+                <w:color w:val="B03060"/>
+                <w:sz w:val="19"/>
+              </w:rPr>
+              <w:t>No Information</w:t>
+            </w:r>
+          </w:p>
+        </w:tc>
+      </w:tr>
+    </w:tbl>
+    <w:p/>
+    <w:p>
+      <w:r>
+        <w:rPr>
+          <w:b/>
+        </w:rPr>
+        <w:t>Duas armadilhas de digitação</w:t>
+      </w:r>
+      <w:r>
+        <w:t>, ambas confirmadas contra dados reais:</w:t>
+      </w:r>
+    </w:p>
+    <w:p>
+      <w:pPr>
+        <w:pStyle w:val="ListBullet"/>
+      </w:pPr>
+      <w:r>
+        <w:t xml:space="preserve">É </w:t>
+      </w:r>
+      <w:r>
+        <w:rPr>
+          <w:b/>
+        </w:rPr>
+        <w:t>`Big Rock`</w:t>
+      </w:r>
+      <w:r>
+        <w:t xml:space="preserve">, singular. </w:t>
+      </w:r>
+      <w:r>
+        <w:rPr>
+          <w:rFonts w:ascii="Consolas" w:hAnsi="Consolas"/>
+          <w:color w:val="B03060"/>
+          <w:sz w:val="19"/>
+        </w:rPr>
+        <w:t>Big Rocks</w:t>
+      </w:r>
+      <w:r>
+        <w:t xml:space="preserve"> não existe na base.</w:t>
+      </w:r>
+    </w:p>
+    <w:p>
+      <w:pPr>
+        <w:pStyle w:val="ListBullet"/>
+      </w:pPr>
+      <w:r>
+        <w:t xml:space="preserve">É </w:t>
+      </w:r>
+      <w:r>
+        <w:rPr>
+          <w:b/>
+        </w:rPr>
+        <w:t>`Make (Business Operation)`</w:t>
+      </w:r>
+      <w:r>
+        <w:t xml:space="preserve">. Não </w:t>
+      </w:r>
+      <w:r>
+        <w:rPr>
+          <w:rFonts w:ascii="Consolas" w:hAnsi="Consolas"/>
+          <w:color w:val="B03060"/>
+          <w:sz w:val="19"/>
+        </w:rPr>
+        <w:t>Make (Business Ops)</w:t>
+      </w:r>
+      <w:r>
+        <w:t xml:space="preserve">, nem </w:t>
+      </w:r>
+      <w:r>
+        <w:rPr>
+          <w:rFonts w:ascii="Consolas" w:hAnsi="Consolas"/>
+          <w:color w:val="B03060"/>
+          <w:sz w:val="19"/>
+        </w:rPr>
+        <w:t>Make</w:t>
+      </w:r>
+      <w:r>
+        <w:t>.</w:t>
+      </w:r>
+    </w:p>
+    <w:p>
+      <w:r>
+        <w:rPr>
+          <w:b/>
+        </w:rPr>
+        <w:t>Campos que não são lista fechada:</w:t>
+      </w:r>
+    </w:p>
+    <w:tbl>
+      <w:tblPr>
+        <w:tblStyle w:val="LightGrid-Accent1"/>
+        <w:tblW w:type="auto" w:w="0"/>
+        <w:tblLook w:firstColumn="1" w:firstRow="1" w:lastColumn="0" w:lastRow="0" w:noHBand="0" w:noVBand="1" w:val="04A0"/>
+      </w:tblPr>
+      <w:tblGrid>
+        <w:gridCol w:w="4320"/>
+        <w:gridCol w:w="4320"/>
+      </w:tblGrid>
+      <w:tr>
+        <w:tc>
+          <w:tcPr>
+            <w:tcW w:type="dxa" w:w="4320"/>
+          </w:tcPr>
+          <w:p>
+            <w:r>
+              <w:rPr>
+                <w:b/>
+              </w:rPr>
+            </w:r>
+            <w:r>
+              <w:rPr>
+                <w:b/>
+              </w:rPr>
+              <w:t>Campo</w:t>
+            </w:r>
+          </w:p>
+        </w:tc>
+        <w:tc>
+          <w:tcPr>
+            <w:tcW w:type="dxa" w:w="4320"/>
+          </w:tcPr>
+          <w:p>
+            <w:r>
+              <w:rPr>
+                <w:b/>
+              </w:rPr>
+            </w:r>
+            <w:r>
+              <w:rPr>
+                <w:b/>
+              </w:rPr>
+              <w:t>Como preencher</w:t>
+            </w:r>
+          </w:p>
+        </w:tc>
+      </w:tr>
+      <w:tr>
+        <w:tc>
+          <w:tcPr>
+            <w:tcW w:type="dxa" w:w="4320"/>
+          </w:tcPr>
+          <w:p>
+            <w:r/>
+            <w:r>
+              <w:rPr>
+                <w:rFonts w:ascii="Consolas" w:hAnsi="Consolas"/>
+                <w:color w:val="B03060"/>
+                <w:sz w:val="19"/>
+              </w:rPr>
+              <w:t>Title</w:t>
+            </w:r>
+          </w:p>
+        </w:tc>
+        <w:tc>
+          <w:tcPr>
+            <w:tcW w:type="dxa" w:w="4320"/>
+          </w:tcPr>
+          <w:p>
+            <w:r/>
+            <w:r>
+              <w:t>exatamente como o usuário ditou. Nunca traduzir nem reformatar</w:t>
+            </w:r>
+          </w:p>
+        </w:tc>
+      </w:tr>
+      <w:tr>
+        <w:tc>
+          <w:tcPr>
+            <w:tcW w:type="dxa" w:w="4320"/>
+          </w:tcPr>
+          <w:p>
+            <w:r/>
+            <w:r>
+              <w:rPr>
+                <w:rFonts w:ascii="Consolas" w:hAnsi="Consolas"/>
+                <w:color w:val="B03060"/>
+                <w:sz w:val="19"/>
+              </w:rPr>
+              <w:t>Specify Cross</w:t>
+            </w:r>
+          </w:p>
+        </w:tc>
+        <w:tc>
+          <w:tcPr>
+            <w:tcW w:type="dxa" w:w="4320"/>
+          </w:tcPr>
+          <w:p>
+            <w:r/>
+            <w:r>
+              <w:t xml:space="preserve">obrigatório quando </w:t>
+            </w:r>
+            <w:r>
+              <w:rPr>
+                <w:rFonts w:ascii="Consolas" w:hAnsi="Consolas"/>
+                <w:color w:val="B03060"/>
+                <w:sz w:val="19"/>
+              </w:rPr>
+              <w:t>BG or BU Engagement</w:t>
+            </w:r>
+            <w:r>
+              <w:t xml:space="preserve"> = </w:t>
+            </w:r>
+            <w:r>
+              <w:rPr>
+                <w:rFonts w:ascii="Consolas" w:hAnsi="Consolas"/>
+                <w:color w:val="B03060"/>
+                <w:sz w:val="19"/>
+              </w:rPr>
+              <w:t>Cross</w:t>
+            </w:r>
+            <w:r>
+              <w:t xml:space="preserve">. As BUs impactadas, ex.: </w:t>
+            </w:r>
+            <w:r>
+              <w:rPr>
+                <w:rFonts w:ascii="Consolas" w:hAnsi="Consolas"/>
+                <w:color w:val="B03060"/>
+                <w:sz w:val="19"/>
+              </w:rPr>
+              <w:t>BW, PC, HC</w:t>
+            </w:r>
+          </w:p>
+        </w:tc>
+      </w:tr>
+      <w:tr>
+        <w:tc>
+          <w:tcPr>
+            <w:tcW w:type="dxa" w:w="4320"/>
+          </w:tcPr>
+          <w:p>
+            <w:r/>
+            <w:r>
+              <w:rPr>
+                <w:rFonts w:ascii="Consolas" w:hAnsi="Consolas"/>
+                <w:color w:val="B03060"/>
+                <w:sz w:val="19"/>
+              </w:rPr>
+              <w:t>Project IT Manager</w:t>
+            </w:r>
+          </w:p>
+        </w:tc>
+        <w:tc>
+          <w:tcPr>
+            <w:tcW w:type="dxa" w:w="4320"/>
+          </w:tcPr>
+          <w:p>
+            <w:r/>
+            <w:r>
+              <w:rPr>
+                <w:b/>
+              </w:rPr>
+              <w:t>e-mail</w:t>
+            </w:r>
+            <w:r>
+              <w:t>. Se vier só o nome, peça o e-mail — nunca construa um a partir do nome</w:t>
+            </w:r>
+          </w:p>
+        </w:tc>
+      </w:tr>
+      <w:tr>
+        <w:tc>
+          <w:tcPr>
+            <w:tcW w:type="dxa" w:w="4320"/>
+          </w:tcPr>
+          <w:p>
+            <w:r/>
+            <w:r>
+              <w:rPr>
+                <w:rFonts w:ascii="Consolas" w:hAnsi="Consolas"/>
+                <w:color w:val="B03060"/>
+                <w:sz w:val="19"/>
+              </w:rPr>
+              <w:t>Country Deployed</w:t>
+            </w:r>
+          </w:p>
+        </w:tc>
+        <w:tc>
+          <w:tcPr>
+            <w:tcW w:type="dxa" w:w="4320"/>
+          </w:tcPr>
+          <w:p>
+            <w:r/>
+            <w:r>
+              <w:t xml:space="preserve">ex.: </w:t>
+            </w:r>
+            <w:r>
+              <w:rPr>
+                <w:rFonts w:ascii="Consolas" w:hAnsi="Consolas"/>
+                <w:color w:val="B03060"/>
+                <w:sz w:val="19"/>
+              </w:rPr>
+              <w:t>Brasil</w:t>
+            </w:r>
+            <w:r>
+              <w:t xml:space="preserve">, </w:t>
+            </w:r>
+            <w:r>
+              <w:rPr>
+                <w:rFonts w:ascii="Consolas" w:hAnsi="Consolas"/>
+                <w:color w:val="B03060"/>
+                <w:sz w:val="19"/>
+              </w:rPr>
+              <w:t>Mexico</w:t>
+            </w:r>
+            <w:r>
+              <w:t xml:space="preserve">, </w:t>
+            </w:r>
+            <w:r>
+              <w:rPr>
+                <w:rFonts w:ascii="Consolas" w:hAnsi="Consolas"/>
+                <w:color w:val="B03060"/>
+                <w:sz w:val="19"/>
+              </w:rPr>
+              <w:t>River Plate</w:t>
+            </w:r>
+          </w:p>
+        </w:tc>
+      </w:tr>
+      <w:tr>
+        <w:tc>
+          <w:tcPr>
+            <w:tcW w:type="dxa" w:w="4320"/>
+          </w:tcPr>
+          <w:p>
+            <w:r/>
+            <w:r>
+              <w:rPr>
+                <w:rFonts w:ascii="Consolas" w:hAnsi="Consolas"/>
+                <w:color w:val="B03060"/>
+                <w:sz w:val="19"/>
+              </w:rPr>
+              <w:t>Portfolio Year</w:t>
+            </w:r>
+          </w:p>
+        </w:tc>
+        <w:tc>
+          <w:tcPr>
+            <w:tcW w:type="dxa" w:w="4320"/>
+          </w:tcPr>
+          <w:p>
+            <w:r/>
+            <w:r>
+              <w:t>o ano do ciclo. Na criação, o ano corrente salvo indicação contrária</w:t>
+            </w:r>
+          </w:p>
+        </w:tc>
+      </w:tr>
+      <w:tr>
+        <w:tc>
+          <w:tcPr>
+            <w:tcW w:type="dxa" w:w="4320"/>
+          </w:tcPr>
+          <w:p>
+            <w:r/>
+            <w:r>
+              <w:rPr>
+                <w:rFonts w:ascii="Consolas" w:hAnsi="Consolas"/>
+                <w:color w:val="B03060"/>
+                <w:sz w:val="19"/>
+              </w:rPr>
+              <w:t>Project Total Budget</w:t>
+            </w:r>
+            <w:r>
+              <w:t xml:space="preserve">, </w:t>
+            </w:r>
+            <w:r>
+              <w:rPr>
+                <w:rFonts w:ascii="Consolas" w:hAnsi="Consolas"/>
+                <w:color w:val="B03060"/>
+                <w:sz w:val="19"/>
+              </w:rPr>
+              <w:t>Benefit Value</w:t>
+            </w:r>
+            <w:r>
+              <w:t xml:space="preserve">, </w:t>
+            </w:r>
+            <w:r>
+              <w:rPr>
+                <w:rFonts w:ascii="Consolas" w:hAnsi="Consolas"/>
+                <w:color w:val="B03060"/>
+                <w:sz w:val="19"/>
+              </w:rPr>
+              <w:t>Payback in Months</w:t>
+            </w:r>
+            <w:r>
+              <w:t xml:space="preserve">, </w:t>
+            </w:r>
+            <w:r>
+              <w:rPr>
+                <w:rFonts w:ascii="Consolas" w:hAnsi="Consolas"/>
+                <w:color w:val="B03060"/>
+                <w:sz w:val="19"/>
+              </w:rPr>
+              <w:t>Implemention Time in Months</w:t>
+            </w:r>
+          </w:p>
+        </w:tc>
+        <w:tc>
+          <w:tcPr>
+            <w:tcW w:type="dxa" w:w="4320"/>
+          </w:tcPr>
+          <w:p>
+            <w:r/>
+            <w:r>
+              <w:t>número puro, sem símbolo de moeda e sem separador de milhar</w:t>
+            </w:r>
+          </w:p>
+        </w:tc>
+      </w:tr>
+      <w:tr>
+        <w:tc>
+          <w:tcPr>
+            <w:tcW w:type="dxa" w:w="4320"/>
+          </w:tcPr>
+          <w:p>
+            <w:r/>
+            <w:r>
+              <w:rPr>
+                <w:rFonts w:ascii="Consolas" w:hAnsi="Consolas"/>
+                <w:color w:val="B03060"/>
+                <w:sz w:val="19"/>
+              </w:rPr>
+              <w:t>GoLive Date</w:t>
+            </w:r>
+            <w:r>
+              <w:t xml:space="preserve">, </w:t>
+            </w:r>
+            <w:r>
+              <w:rPr>
+                <w:rFonts w:ascii="Consolas" w:hAnsi="Consolas"/>
+                <w:color w:val="B03060"/>
+                <w:sz w:val="19"/>
+              </w:rPr>
+              <w:t>PGLS End Date</w:t>
+            </w:r>
+          </w:p>
+        </w:tc>
+        <w:tc>
+          <w:tcPr>
+            <w:tcW w:type="dxa" w:w="4320"/>
+          </w:tcPr>
+          <w:p>
+            <w:r/>
+            <w:r>
+              <w:rPr>
+                <w:rFonts w:ascii="Consolas" w:hAnsi="Consolas"/>
+                <w:color w:val="B03060"/>
+                <w:sz w:val="19"/>
+              </w:rPr>
+              <w:t>AAAA-MM-DD</w:t>
+            </w:r>
+            <w:r>
+              <w:t xml:space="preserve"> na gravação</w:t>
+            </w:r>
+          </w:p>
+        </w:tc>
+      </w:tr>
+    </w:tbl>
+    <w:p/>
+    <w:p>
+      <w:pPr>
+        <w:pStyle w:val="Heading3"/>
+      </w:pPr>
+      <w:r>
+        <w:t>Criar um projeto — o que oferecer</w:t>
+      </w:r>
+    </w:p>
+    <w:p>
+      <w:r>
+        <w:t xml:space="preserve">Ao criar, </w:t>
+      </w:r>
+      <w:r>
+        <w:rPr>
+          <w:b/>
+        </w:rPr>
+        <w:t>apresente os campos com as opções acima e deixe o usuário escolher.</w:t>
+      </w:r>
+      <w:r>
+        <w:t xml:space="preserve"> Nunca invente um valor para tapar buraco, nunca aceite valor fora da lista, e diga quais campos continuam vazios.</w:t>
+      </w:r>
+    </w:p>
+    <w:p>
+      <w:r>
+        <w:t xml:space="preserve">O único realmente obrigatório para gravar é o </w:t>
+      </w:r>
+      <w:r>
+        <w:rPr>
+          <w:b/>
+        </w:rPr>
+        <w:t>`Title`</w:t>
+      </w:r>
+      <w:r>
+        <w:t xml:space="preserve"> — sem ele o conector recusa. Os demais podem entrar depois, mas um projeto que nasce sem </w:t>
+      </w:r>
+      <w:r>
+        <w:rPr>
+          <w:rFonts w:ascii="Consolas" w:hAnsi="Consolas"/>
+          <w:color w:val="B03060"/>
+          <w:sz w:val="19"/>
+        </w:rPr>
+        <w:t>IT Area</w:t>
+      </w:r>
+      <w:r>
+        <w:t xml:space="preserve">, </w:t>
+      </w:r>
+      <w:r>
+        <w:rPr>
+          <w:rFonts w:ascii="Consolas" w:hAnsi="Consolas"/>
+          <w:color w:val="B03060"/>
+          <w:sz w:val="19"/>
+        </w:rPr>
+        <w:t>Project Type</w:t>
+      </w:r>
+      <w:r>
+        <w:t xml:space="preserve"> e </w:t>
+      </w:r>
+      <w:r>
+        <w:rPr>
+          <w:rFonts w:ascii="Consolas" w:hAnsi="Consolas"/>
+          <w:color w:val="B03060"/>
+          <w:sz w:val="19"/>
+        </w:rPr>
+        <w:t>Project IT Manager</w:t>
+      </w:r>
+      <w:r>
+        <w:t xml:space="preserve"> já nasce como pendência de governança.</w:t>
+      </w:r>
+    </w:p>
+    <w:p>
+      <w:r>
+        <w:t xml:space="preserve">Fase inicial padrão: </w:t>
+      </w:r>
+      <w:r>
+        <w:rPr>
+          <w:b/>
+        </w:rPr>
+        <w:t>`01 Idea`</w:t>
+      </w:r>
+      <w:r>
+        <w:t>.</w:t>
       </w:r>
     </w:p>
     <w:p>

--- a/playbook/AURA_Playbook_Analitico.docx
+++ b/playbook/AURA_Playbook_Analitico.docx
@@ -21,7 +21,7 @@
         <w:t>como pensar</w:t>
       </w:r>
       <w:r>
-        <w:t xml:space="preserve"> o portfólio, o que cada fase e cada campo significam de verdade, quais limiares configuram risco e como é a diferença entre uma análise fraca e uma forte.</w:t>
+        <w:t xml:space="preserve"> o portfólio, o que cada fase e cada campo significam de verdade, quais limiares configuram risco, como reconciliar o que a reunião disse com o que o sistema mostra, e qual é a diferença entre uma análise fraca e uma forte.</w:t>
       </w:r>
     </w:p>
     <w:p>
@@ -7169,6 +7169,1124 @@
       </w:tr>
     </w:tbl>
     <w:p/>
+    <w:p>
+      <w:pPr>
+        <w:pStyle w:val="Heading2"/>
+      </w:pPr>
+      <w:r>
+        <w:t>8. Reconciliação — o que a reunião disse × o que o sistema mostra</w:t>
+      </w:r>
+    </w:p>
+    <w:p>
+      <w:r>
+        <w:t xml:space="preserve">A transcrição da LT é a única fonte que registra </w:t>
+      </w:r>
+      <w:r>
+        <w:rPr>
+          <w:b/>
+        </w:rPr>
+        <w:t>o porquê</w:t>
+      </w:r>
+      <w:r>
+        <w:t xml:space="preserve">. O DevOps registra </w:t>
+      </w:r>
+      <w:r>
+        <w:rPr>
+          <w:b/>
+        </w:rPr>
+        <w:t>o fato</w:t>
+      </w:r>
+      <w:r>
+        <w:t>. Reconciliar é cruzar as duas e apontar onde elas se contradizem — não resumir a reunião.</w:t>
+      </w:r>
+    </w:p>
+    <w:p>
+      <w:pPr>
+        <w:pStyle w:val="IntenseQuote"/>
+      </w:pPr>
+      <w:r>
+        <w:t>🔴 A transcrição não tem nome de locutor</w:t>
+      </w:r>
+    </w:p>
+    <w:p>
+      <w:pPr>
+        <w:pStyle w:val="IntenseQuote"/>
+      </w:pPr>
+      <w:r>
+        <w:t xml:space="preserve">O arquivo gravado é texto corrido. </w:t>
+      </w:r>
+      <w:r>
+        <w:rPr>
+          <w:b/>
+        </w:rPr>
+        <w:t>Não existe informação de quem falou o quê.</w:t>
+      </w:r>
+      <w:r>
+        <w:t xml:space="preserve"> Nunca atribua uma frase a uma pessoa, nem por dedução ("deve ter sido o gestor do projeto"). Escreva </w:t>
+      </w:r>
+      <w:r>
+        <w:rPr>
+          <w:rFonts w:ascii="Consolas" w:hAnsi="Consolas"/>
+          <w:color w:val="B03060"/>
+          <w:sz w:val="19"/>
+        </w:rPr>
+        <w:t>ficou registrado que</w:t>
+      </w:r>
+      <w:r>
+        <w:t xml:space="preserve">, </w:t>
+      </w:r>
+      <w:r>
+        <w:rPr>
+          <w:rFonts w:ascii="Consolas" w:hAnsi="Consolas"/>
+          <w:color w:val="B03060"/>
+          <w:sz w:val="19"/>
+        </w:rPr>
+        <w:t>a reunião trata como</w:t>
+      </w:r>
+      <w:r>
+        <w:t xml:space="preserve">, </w:t>
+      </w:r>
+      <w:r>
+        <w:rPr>
+          <w:rFonts w:ascii="Consolas" w:hAnsi="Consolas"/>
+          <w:color w:val="B03060"/>
+          <w:sz w:val="19"/>
+        </w:rPr>
+        <w:t>foi mencionado que</w:t>
+      </w:r>
+      <w:r>
+        <w:t xml:space="preserve"> — nunca </w:t>
+      </w:r>
+      <w:r>
+        <w:rPr>
+          <w:rFonts w:ascii="Consolas" w:hAnsi="Consolas"/>
+          <w:color w:val="B03060"/>
+          <w:sz w:val="19"/>
+        </w:rPr>
+        <w:t>o gestor disse</w:t>
+      </w:r>
+      <w:r>
+        <w:t>.</w:t>
+      </w:r>
+    </w:p>
+    <w:p>
+      <w:pPr>
+        <w:pStyle w:val="IntenseQuote"/>
+      </w:pPr>
+      <w:r>
+        <w:t>Atribuir fala a alguém que você não pode comprovar é o pior erro possível numa cobrança: quem for cobrado indevidamente perde a confiança no agente de uma vez.</w:t>
+      </w:r>
+    </w:p>
+    <w:p>
+      <w:pPr>
+        <w:pStyle w:val="Heading3"/>
+      </w:pPr>
+      <w:r>
+        <w:t>O que vira divergência, e o que não vira</w:t>
+      </w:r>
+    </w:p>
+    <w:p>
+      <w:r>
+        <w:t xml:space="preserve">Reconciliação só olha para </w:t>
+      </w:r>
+      <w:r>
+        <w:rPr>
+          <w:b/>
+        </w:rPr>
+        <w:t>afirmação verificável</w:t>
+      </w:r>
+      <w:r>
+        <w:t xml:space="preserve"> — algo que exista como campo no DevOps e que a reunião afirme com clareza.</w:t>
+      </w:r>
+    </w:p>
+    <w:tbl>
+      <w:tblPr>
+        <w:tblStyle w:val="LightGrid-Accent1"/>
+        <w:tblW w:type="auto" w:w="0"/>
+        <w:tblLook w:firstColumn="1" w:firstRow="1" w:lastColumn="0" w:lastRow="0" w:noHBand="0" w:noVBand="1" w:val="04A0"/>
+      </w:tblPr>
+      <w:tblGrid>
+        <w:gridCol w:w="4320"/>
+        <w:gridCol w:w="4320"/>
+      </w:tblGrid>
+      <w:tr>
+        <w:tc>
+          <w:tcPr>
+            <w:tcW w:type="dxa" w:w="4320"/>
+          </w:tcPr>
+          <w:p>
+            <w:r>
+              <w:rPr>
+                <w:b/>
+              </w:rPr>
+            </w:r>
+            <w:r>
+              <w:rPr>
+                <w:b/>
+              </w:rPr>
+              <w:t>✅ Vira divergência</w:t>
+            </w:r>
+          </w:p>
+        </w:tc>
+        <w:tc>
+          <w:tcPr>
+            <w:tcW w:type="dxa" w:w="4320"/>
+          </w:tcPr>
+          <w:p>
+            <w:r>
+              <w:rPr>
+                <w:b/>
+              </w:rPr>
+            </w:r>
+            <w:r>
+              <w:rPr>
+                <w:b/>
+              </w:rPr>
+              <w:t>❌ Não vira</w:t>
+            </w:r>
+          </w:p>
+        </w:tc>
+      </w:tr>
+      <w:tr>
+        <w:tc>
+          <w:tcPr>
+            <w:tcW w:type="dxa" w:w="4320"/>
+          </w:tcPr>
+          <w:p>
+            <w:r/>
+            <w:r>
+              <w:t>Fase / estado do projeto</w:t>
+            </w:r>
+          </w:p>
+        </w:tc>
+        <w:tc>
+          <w:tcPr>
+            <w:tcW w:type="dxa" w:w="4320"/>
+          </w:tcPr>
+          <w:p>
+            <w:r/>
+            <w:r>
+              <w:t>Opinião: "acho esse projeto arriscado"</w:t>
+            </w:r>
+          </w:p>
+        </w:tc>
+      </w:tr>
+      <w:tr>
+        <w:tc>
+          <w:tcPr>
+            <w:tcW w:type="dxa" w:w="4320"/>
+          </w:tcPr>
+          <w:p>
+            <w:r/>
+            <w:r>
+              <w:t>Datas: Go-Live, PGLS</w:t>
+            </w:r>
+          </w:p>
+        </w:tc>
+        <w:tc>
+          <w:tcPr>
+            <w:tcW w:type="dxa" w:w="4320"/>
+          </w:tcPr>
+          <w:p>
+            <w:r/>
+            <w:r>
+              <w:t>Intenção sem data: "a gente precisa acelerar"</w:t>
+            </w:r>
+          </w:p>
+        </w:tc>
+      </w:tr>
+      <w:tr>
+        <w:tc>
+          <w:tcPr>
+            <w:tcW w:type="dxa" w:w="4320"/>
+          </w:tcPr>
+          <w:p>
+            <w:r/>
+            <w:r>
+              <w:t>Orçamento e benefício declarados</w:t>
+            </w:r>
+          </w:p>
+        </w:tc>
+        <w:tc>
+          <w:tcPr>
+            <w:tcW w:type="dxa" w:w="4320"/>
+          </w:tcPr>
+          <w:p>
+            <w:r/>
+            <w:r>
+              <w:t>Contexto de negócio sem número</w:t>
+            </w:r>
+          </w:p>
+        </w:tc>
+      </w:tr>
+      <w:tr>
+        <w:tc>
+          <w:tcPr>
+            <w:tcW w:type="dxa" w:w="4320"/>
+          </w:tcPr>
+          <w:p>
+            <w:r/>
+            <w:r>
+              <w:t>Responsável / gestor</w:t>
+            </w:r>
+          </w:p>
+        </w:tc>
+        <w:tc>
+          <w:tcPr>
+            <w:tcW w:type="dxa" w:w="4320"/>
+          </w:tcPr>
+          <w:p>
+            <w:r/>
+            <w:r>
+              <w:t>Discussão que não conclui nada</w:t>
+            </w:r>
+          </w:p>
+        </w:tc>
+      </w:tr>
+      <w:tr>
+        <w:tc>
+          <w:tcPr>
+            <w:tcW w:type="dxa" w:w="4320"/>
+          </w:tcPr>
+          <w:p>
+            <w:r/>
+            <w:r>
+              <w:t xml:space="preserve">Compromisso </w:t>
+            </w:r>
+            <w:r>
+              <w:rPr>
+                <w:b/>
+              </w:rPr>
+              <w:t>com prazo explícito</w:t>
+            </w:r>
+          </w:p>
+        </w:tc>
+        <w:tc>
+          <w:tcPr>
+            <w:tcW w:type="dxa" w:w="4320"/>
+          </w:tcPr>
+          <w:p>
+            <w:r/>
+            <w:r>
+              <w:t>Menção de passagem, sem afirmação</w:t>
+            </w:r>
+          </w:p>
+        </w:tc>
+      </w:tr>
+    </w:tbl>
+    <w:p/>
+    <w:p>
+      <w:r>
+        <w:t>Fala vaga não é divergência. No máximo é contexto, e contexto entra na análise como contexto — nunca como cobrança.</w:t>
+      </w:r>
+    </w:p>
+    <w:p>
+      <w:pPr>
+        <w:pStyle w:val="Heading3"/>
+      </w:pPr>
+      <w:r>
+        <w:t>O procedimento</w:t>
+      </w:r>
+    </w:p>
+    <w:p>
+      <w:pPr>
+        <w:pStyle w:val="ListNumber"/>
+      </w:pPr>
+      <w:r>
+        <w:rPr>
+          <w:b/>
+        </w:rPr>
+        <w:t>Ler a transcrição da reunião pedida.</w:t>
+      </w:r>
+      <w:r>
+        <w:t xml:space="preserve"> Peça por data (</w:t>
+      </w:r>
+      <w:r>
+        <w:rPr>
+          <w:rFonts w:ascii="Consolas" w:hAnsi="Consolas"/>
+          <w:color w:val="B03060"/>
+          <w:sz w:val="19"/>
+        </w:rPr>
+        <w:t>a LT de 21/08</w:t>
+      </w:r>
+      <w:r>
+        <w:t>) — a busca é semântica e não ordena por recência, então "a última" pode trazer a errada</w:t>
+      </w:r>
+    </w:p>
+    <w:p>
+      <w:pPr>
+        <w:pStyle w:val="ListNumber"/>
+      </w:pPr>
+      <w:r>
+        <w:rPr>
+          <w:b/>
+        </w:rPr>
+        <w:t>Listar os projetos citados.</w:t>
+      </w:r>
+      <w:r>
+        <w:t xml:space="preserve"> Para cada um, resolver o ID e ler o DevOps ao vivo — nunca comparar contra memória</w:t>
+      </w:r>
+    </w:p>
+    <w:p>
+      <w:pPr>
+        <w:pStyle w:val="ListNumber"/>
+      </w:pPr>
+      <w:r>
+        <w:rPr>
+          <w:b/>
+        </w:rPr>
+        <w:t>Confrontar campo a campo</w:t>
+      </w:r>
+      <w:r>
+        <w:t>, só o que é verificável</w:t>
+      </w:r>
+    </w:p>
+    <w:p>
+      <w:pPr>
+        <w:pStyle w:val="ListNumber"/>
+      </w:pPr>
+      <w:r>
+        <w:rPr>
+          <w:b/>
+        </w:rPr>
+        <w:t>Classificar cada achado</w:t>
+      </w:r>
+      <w:r>
+        <w:t xml:space="preserve"> com um dos três vereditos</w:t>
+      </w:r>
+    </w:p>
+    <w:p>
+      <w:pPr>
+        <w:pStyle w:val="ListNumber"/>
+      </w:pPr>
+      <w:r>
+        <w:rPr>
+          <w:b/>
+        </w:rPr>
+        <w:t>Fechar com recomendação</w:t>
+      </w:r>
+      <w:r>
+        <w:t>, uma por divergência, com responsável</w:t>
+      </w:r>
+    </w:p>
+    <w:p>
+      <w:pPr>
+        <w:pStyle w:val="Heading3"/>
+      </w:pPr>
+      <w:r>
+        <w:t>Os três vereditos</w:t>
+      </w:r>
+    </w:p>
+    <w:tbl>
+      <w:tblPr>
+        <w:tblStyle w:val="LightGrid-Accent1"/>
+        <w:tblW w:type="auto" w:w="0"/>
+        <w:tblLook w:firstColumn="1" w:firstRow="1" w:lastColumn="0" w:lastRow="0" w:noHBand="0" w:noVBand="1" w:val="04A0"/>
+      </w:tblPr>
+      <w:tblGrid>
+        <w:gridCol w:w="2880"/>
+        <w:gridCol w:w="2880"/>
+        <w:gridCol w:w="2880"/>
+      </w:tblGrid>
+      <w:tr>
+        <w:tc>
+          <w:tcPr>
+            <w:tcW w:type="dxa" w:w="2880"/>
+          </w:tcPr>
+          <w:p>
+            <w:r>
+              <w:rPr>
+                <w:b/>
+              </w:rPr>
+            </w:r>
+            <w:r>
+              <w:rPr>
+                <w:b/>
+              </w:rPr>
+              <w:t>Veredito</w:t>
+            </w:r>
+          </w:p>
+        </w:tc>
+        <w:tc>
+          <w:tcPr>
+            <w:tcW w:type="dxa" w:w="2880"/>
+          </w:tcPr>
+          <w:p>
+            <w:r>
+              <w:rPr>
+                <w:b/>
+              </w:rPr>
+            </w:r>
+            <w:r>
+              <w:rPr>
+                <w:b/>
+              </w:rPr>
+              <w:t>Quando</w:t>
+            </w:r>
+          </w:p>
+        </w:tc>
+        <w:tc>
+          <w:tcPr>
+            <w:tcW w:type="dxa" w:w="2880"/>
+          </w:tcPr>
+          <w:p>
+            <w:r>
+              <w:rPr>
+                <w:b/>
+              </w:rPr>
+            </w:r>
+            <w:r>
+              <w:rPr>
+                <w:b/>
+              </w:rPr>
+              <w:t>O que fazer</w:t>
+            </w:r>
+          </w:p>
+        </w:tc>
+      </w:tr>
+      <w:tr>
+        <w:tc>
+          <w:tcPr>
+            <w:tcW w:type="dxa" w:w="2880"/>
+          </w:tcPr>
+          <w:p>
+            <w:r/>
+            <w:r>
+              <w:t xml:space="preserve">🔴 </w:t>
+            </w:r>
+            <w:r>
+              <w:rPr>
+                <w:rFonts w:ascii="Consolas" w:hAnsi="Consolas"/>
+                <w:color w:val="B03060"/>
+                <w:sz w:val="19"/>
+              </w:rPr>
+              <w:t>desatualizado</w:t>
+            </w:r>
+          </w:p>
+        </w:tc>
+        <w:tc>
+          <w:tcPr>
+            <w:tcW w:type="dxa" w:w="2880"/>
+          </w:tcPr>
+          <w:p>
+            <w:r/>
+            <w:r>
+              <w:t>a reunião afirma um valor e o sistema mostra outro</w:t>
+            </w:r>
+          </w:p>
+        </w:tc>
+        <w:tc>
+          <w:tcPr>
+            <w:tcW w:type="dxa" w:w="2880"/>
+          </w:tcPr>
+          <w:p>
+            <w:r/>
+            <w:r>
+              <w:t>atualizar o campo, ou perguntar a quem sabe qual está certo</w:t>
+            </w:r>
+          </w:p>
+        </w:tc>
+      </w:tr>
+      <w:tr>
+        <w:tc>
+          <w:tcPr>
+            <w:tcW w:type="dxa" w:w="2880"/>
+          </w:tcPr>
+          <w:p>
+            <w:r/>
+            <w:r>
+              <w:t xml:space="preserve">🟡 </w:t>
+            </w:r>
+            <w:r>
+              <w:rPr>
+                <w:rFonts w:ascii="Consolas" w:hAnsi="Consolas"/>
+                <w:color w:val="B03060"/>
+                <w:sz w:val="19"/>
+              </w:rPr>
+              <w:t>faltando</w:t>
+            </w:r>
+          </w:p>
+        </w:tc>
+        <w:tc>
+          <w:tcPr>
+            <w:tcW w:type="dxa" w:w="2880"/>
+          </w:tcPr>
+          <w:p>
+            <w:r/>
+            <w:r>
+              <w:t>a reunião tem o dado e o sistema não tem nada</w:t>
+            </w:r>
+          </w:p>
+        </w:tc>
+        <w:tc>
+          <w:tcPr>
+            <w:tcW w:type="dxa" w:w="2880"/>
+          </w:tcPr>
+          <w:p>
+            <w:r/>
+            <w:r>
+              <w:t>preencher o campo</w:t>
+            </w:r>
+          </w:p>
+        </w:tc>
+      </w:tr>
+      <w:tr>
+        <w:tc>
+          <w:tcPr>
+            <w:tcW w:type="dxa" w:w="2880"/>
+          </w:tcPr>
+          <w:p>
+            <w:r/>
+            <w:r>
+              <w:t xml:space="preserve">🟢 </w:t>
+            </w:r>
+            <w:r>
+              <w:rPr>
+                <w:rFonts w:ascii="Consolas" w:hAnsi="Consolas"/>
+                <w:color w:val="B03060"/>
+                <w:sz w:val="19"/>
+              </w:rPr>
+              <w:t>confere</w:t>
+            </w:r>
+          </w:p>
+        </w:tc>
+        <w:tc>
+          <w:tcPr>
+            <w:tcW w:type="dxa" w:w="2880"/>
+          </w:tcPr>
+          <w:p>
+            <w:r/>
+            <w:r>
+              <w:t>os dois batem</w:t>
+            </w:r>
+          </w:p>
+        </w:tc>
+        <w:tc>
+          <w:tcPr>
+            <w:tcW w:type="dxa" w:w="2880"/>
+          </w:tcPr>
+          <w:p>
+            <w:r/>
+            <w:r>
+              <w:t>nada — mas registrar dá confiança no resto da tabela</w:t>
+            </w:r>
+          </w:p>
+        </w:tc>
+      </w:tr>
+    </w:tbl>
+    <w:p/>
+    <w:p>
+      <w:pPr>
+        <w:pStyle w:val="Heading3"/>
+      </w:pPr>
+      <w:r>
+        <w:t>O formato de saída</w:t>
+      </w:r>
+    </w:p>
+    <w:tbl>
+      <w:tblPr>
+        <w:tblStyle w:val="LightGrid-Accent1"/>
+        <w:tblW w:type="auto" w:w="0"/>
+        <w:tblLook w:firstColumn="1" w:firstRow="1" w:lastColumn="0" w:lastRow="0" w:noHBand="0" w:noVBand="1" w:val="04A0"/>
+      </w:tblPr>
+      <w:tblGrid>
+        <w:gridCol w:w="2160"/>
+        <w:gridCol w:w="2160"/>
+        <w:gridCol w:w="2160"/>
+        <w:gridCol w:w="2160"/>
+      </w:tblGrid>
+      <w:tr>
+        <w:tc>
+          <w:tcPr>
+            <w:tcW w:type="dxa" w:w="2160"/>
+          </w:tcPr>
+          <w:p>
+            <w:r>
+              <w:rPr>
+                <w:b/>
+              </w:rPr>
+            </w:r>
+            <w:r>
+              <w:rPr>
+                <w:b/>
+              </w:rPr>
+              <w:t>Projeto (id)</w:t>
+            </w:r>
+          </w:p>
+        </w:tc>
+        <w:tc>
+          <w:tcPr>
+            <w:tcW w:type="dxa" w:w="2160"/>
+          </w:tcPr>
+          <w:p>
+            <w:r>
+              <w:rPr>
+                <w:b/>
+              </w:rPr>
+            </w:r>
+            <w:r>
+              <w:rPr>
+                <w:b/>
+              </w:rPr>
+              <w:t>A reunião disse</w:t>
+            </w:r>
+          </w:p>
+        </w:tc>
+        <w:tc>
+          <w:tcPr>
+            <w:tcW w:type="dxa" w:w="2160"/>
+          </w:tcPr>
+          <w:p>
+            <w:r>
+              <w:rPr>
+                <w:b/>
+              </w:rPr>
+            </w:r>
+            <w:r>
+              <w:rPr>
+                <w:b/>
+              </w:rPr>
+              <w:t>O DevOps mostra</w:t>
+            </w:r>
+          </w:p>
+        </w:tc>
+        <w:tc>
+          <w:tcPr>
+            <w:tcW w:type="dxa" w:w="2160"/>
+          </w:tcPr>
+          <w:p>
+            <w:r>
+              <w:rPr>
+                <w:b/>
+              </w:rPr>
+            </w:r>
+            <w:r>
+              <w:rPr>
+                <w:b/>
+              </w:rPr>
+              <w:t>Veredito</w:t>
+            </w:r>
+          </w:p>
+        </w:tc>
+      </w:tr>
+      <w:tr>
+        <w:tc>
+          <w:tcPr>
+            <w:tcW w:type="dxa" w:w="2160"/>
+          </w:tcPr>
+          <w:p>
+            <w:r/>
+            <w:r>
+              <w:t>Horizon 2 (1284)</w:t>
+            </w:r>
+          </w:p>
+        </w:tc>
+        <w:tc>
+          <w:tcPr>
+            <w:tcW w:type="dxa" w:w="2160"/>
+          </w:tcPr>
+          <w:p>
+            <w:r/>
+            <w:r>
+              <w:t>go-live empurrado para outubro</w:t>
+            </w:r>
+          </w:p>
+        </w:tc>
+        <w:tc>
+          <w:tcPr>
+            <w:tcW w:type="dxa" w:w="2160"/>
+          </w:tcPr>
+          <w:p>
+            <w:r/>
+            <w:r>
+              <w:rPr>
+                <w:rFonts w:ascii="Consolas" w:hAnsi="Consolas"/>
+                <w:color w:val="B03060"/>
+                <w:sz w:val="19"/>
+              </w:rPr>
+              <w:t>GoLive Date</w:t>
+            </w:r>
+            <w:r>
+              <w:t xml:space="preserve"> = 15/08</w:t>
+            </w:r>
+          </w:p>
+        </w:tc>
+        <w:tc>
+          <w:tcPr>
+            <w:tcW w:type="dxa" w:w="2160"/>
+          </w:tcPr>
+          <w:p>
+            <w:r/>
+            <w:r>
+              <w:t>🔴 desatualizado</w:t>
+            </w:r>
+          </w:p>
+        </w:tc>
+      </w:tr>
+      <w:tr>
+        <w:tc>
+          <w:tcPr>
+            <w:tcW w:type="dxa" w:w="2160"/>
+          </w:tcPr>
+          <w:p>
+            <w:r/>
+            <w:r>
+              <w:t>Atlas Rollout (1301)</w:t>
+            </w:r>
+          </w:p>
+        </w:tc>
+        <w:tc>
+          <w:tcPr>
+            <w:tcW w:type="dxa" w:w="2160"/>
+          </w:tcPr>
+          <w:p>
+            <w:r/>
+            <w:r>
+              <w:t>orçamento aprovado em €400k</w:t>
+            </w:r>
+          </w:p>
+        </w:tc>
+        <w:tc>
+          <w:tcPr>
+            <w:tcW w:type="dxa" w:w="2160"/>
+          </w:tcPr>
+          <w:p>
+            <w:r/>
+            <w:r>
+              <w:rPr>
+                <w:rFonts w:ascii="Consolas" w:hAnsi="Consolas"/>
+                <w:color w:val="B03060"/>
+                <w:sz w:val="19"/>
+              </w:rPr>
+              <w:t>Project IT Budget</w:t>
+            </w:r>
+            <w:r>
+              <w:t xml:space="preserve"> vazio</w:t>
+            </w:r>
+          </w:p>
+        </w:tc>
+        <w:tc>
+          <w:tcPr>
+            <w:tcW w:type="dxa" w:w="2160"/>
+          </w:tcPr>
+          <w:p>
+            <w:r/>
+            <w:r>
+              <w:t>🟡 faltando</w:t>
+            </w:r>
+          </w:p>
+        </w:tc>
+      </w:tr>
+      <w:tr>
+        <w:tc>
+          <w:tcPr>
+            <w:tcW w:type="dxa" w:w="2160"/>
+          </w:tcPr>
+          <w:p>
+            <w:r/>
+            <w:r>
+              <w:t>Pulse (1277)</w:t>
+            </w:r>
+          </w:p>
+        </w:tc>
+        <w:tc>
+          <w:tcPr>
+            <w:tcW w:type="dxa" w:w="2160"/>
+          </w:tcPr>
+          <w:p>
+            <w:r/>
+            <w:r>
+              <w:t>entra em UAT em setembro</w:t>
+            </w:r>
+          </w:p>
+        </w:tc>
+        <w:tc>
+          <w:tcPr>
+            <w:tcW w:type="dxa" w:w="2160"/>
+          </w:tcPr>
+          <w:p>
+            <w:r/>
+            <w:r>
+              <w:rPr>
+                <w:rFonts w:ascii="Consolas" w:hAnsi="Consolas"/>
+                <w:color w:val="B03060"/>
+                <w:sz w:val="19"/>
+              </w:rPr>
+              <w:t>State</w:t>
+            </w:r>
+            <w:r>
+              <w:t xml:space="preserve"> = </w:t>
+            </w:r>
+            <w:r>
+              <w:rPr>
+                <w:rFonts w:ascii="Consolas" w:hAnsi="Consolas"/>
+                <w:color w:val="B03060"/>
+                <w:sz w:val="19"/>
+              </w:rPr>
+              <w:t>07 Design Build</w:t>
+            </w:r>
+          </w:p>
+        </w:tc>
+        <w:tc>
+          <w:tcPr>
+            <w:tcW w:type="dxa" w:w="2160"/>
+          </w:tcPr>
+          <w:p>
+            <w:r/>
+            <w:r>
+              <w:t>🟢 confere</w:t>
+            </w:r>
+          </w:p>
+        </w:tc>
+      </w:tr>
+    </w:tbl>
+    <w:p/>
+    <w:p>
+      <w:pPr>
+        <w:pStyle w:val="Heading3"/>
+      </w:pPr>
+      <w:r>
+        <w:t>Exemplo trabalhado</w:t>
+      </w:r>
+    </w:p>
+    <w:p>
+      <w:pPr>
+        <w:pStyle w:val="IntenseQuote"/>
+      </w:pPr>
+      <w:r>
+        <w:rPr>
+          <w:b/>
+        </w:rPr>
+        <w:t>❌ Fraca</w:t>
+      </w:r>
+    </w:p>
+    <w:p>
+      <w:pPr>
+        <w:pStyle w:val="IntenseQuote"/>
+      </w:pPr>
+      <w:r>
+        <w:t>"Na LT de 21/08 falaram sobre o Horizon 2, o Atlas e o Pulse. O gestor comentou que o Horizon 2 vai atrasar. O Atlas teve o orçamento aprovado. Recomendo revisar os três no DevOps."</w:t>
+      </w:r>
+    </w:p>
+    <w:p>
+      <w:r>
+        <w:t xml:space="preserve">Três problemas: </w:t>
+      </w:r>
+      <w:r>
+        <w:rPr>
+          <w:b/>
+        </w:rPr>
+        <w:t>atribui fala a uma pessoa</w:t>
+      </w:r>
+      <w:r>
+        <w:t xml:space="preserve"> (a transcrição não permite), resume a reunião em vez de confrontá-la com o sistema, e a recomendação — "revisar os três" — não diz o que está errado nem quem resolve.</w:t>
+      </w:r>
+    </w:p>
+    <w:p>
+      <w:pPr>
+        <w:pStyle w:val="IntenseQuote"/>
+      </w:pPr>
+      <w:r>
+        <w:rPr>
+          <w:b/>
+        </w:rPr>
+        <w:t>✅ Forte</w:t>
+      </w:r>
+    </w:p>
+    <w:p>
+      <w:pPr>
+        <w:pStyle w:val="IntenseQuote"/>
+      </w:pPr>
+      <w:r>
+        <w:t>"</w:t>
+      </w:r>
+      <w:r>
+        <w:rPr>
+          <w:b/>
+        </w:rPr>
+        <w:t>LT de 21/08 — 3 projetos citados, 2 divergem do DevOps.</w:t>
+      </w:r>
+    </w:p>
+    <w:p>
+      <w:pPr>
+        <w:pStyle w:val="IntenseQuote"/>
+      </w:pPr>
+      <w:r>
+        <w:t>| Projeto (id) | A reunião disse | O DevOps mostra | Veredito |</w:t>
+      </w:r>
+    </w:p>
+    <w:p>
+      <w:pPr>
+        <w:pStyle w:val="IntenseQuote"/>
+      </w:pPr>
+      <w:r>
+        <w:t>|---|---|---|---|</w:t>
+      </w:r>
+    </w:p>
+    <w:p>
+      <w:pPr>
+        <w:pStyle w:val="IntenseQuote"/>
+      </w:pPr>
+      <w:r>
+        <w:t xml:space="preserve">| Horizon 2 (1284) | go-live empurrado para outubro | </w:t>
+      </w:r>
+      <w:r>
+        <w:rPr>
+          <w:rFonts w:ascii="Consolas" w:hAnsi="Consolas"/>
+          <w:color w:val="B03060"/>
+          <w:sz w:val="19"/>
+        </w:rPr>
+        <w:t>GoLive Date</w:t>
+      </w:r>
+      <w:r>
+        <w:t xml:space="preserve"> = 15/08 | 🔴 desatualizado |</w:t>
+      </w:r>
+    </w:p>
+    <w:p>
+      <w:pPr>
+        <w:pStyle w:val="IntenseQuote"/>
+      </w:pPr>
+      <w:r>
+        <w:t xml:space="preserve">| Atlas Rollout (1301) | orçamento aprovado em €400k | </w:t>
+      </w:r>
+      <w:r>
+        <w:rPr>
+          <w:rFonts w:ascii="Consolas" w:hAnsi="Consolas"/>
+          <w:color w:val="B03060"/>
+          <w:sz w:val="19"/>
+        </w:rPr>
+        <w:t>Project IT Budget</w:t>
+      </w:r>
+      <w:r>
+        <w:t xml:space="preserve"> vazio | 🟡 faltando |</w:t>
+      </w:r>
+    </w:p>
+    <w:p>
+      <w:pPr>
+        <w:pStyle w:val="IntenseQuote"/>
+      </w:pPr>
+      <w:r>
+        <w:t xml:space="preserve">| Pulse (1277) | entra em UAT em setembro | </w:t>
+      </w:r>
+      <w:r>
+        <w:rPr>
+          <w:rFonts w:ascii="Consolas" w:hAnsi="Consolas"/>
+          <w:color w:val="B03060"/>
+          <w:sz w:val="19"/>
+        </w:rPr>
+        <w:t>State</w:t>
+      </w:r>
+      <w:r>
+        <w:t xml:space="preserve"> = </w:t>
+      </w:r>
+      <w:r>
+        <w:rPr>
+          <w:rFonts w:ascii="Consolas" w:hAnsi="Consolas"/>
+          <w:color w:val="B03060"/>
+          <w:sz w:val="19"/>
+        </w:rPr>
+        <w:t>07 Design Build</w:t>
+      </w:r>
+      <w:r>
+        <w:t xml:space="preserve"> | 🟢 confere |</w:t>
+      </w:r>
+    </w:p>
+    <w:p>
+      <w:pPr>
+        <w:pStyle w:val="IntenseQuote"/>
+      </w:pPr>
+      <w:r>
+        <w:rPr>
+          <w:b/>
+        </w:rPr>
+        <w:t>O que isso custa:</w:t>
+      </w:r>
+      <w:r>
+        <w:t xml:space="preserve"> o Horizon 2 aparece hoje no Power BI com go-live vencido — ou seja, está contando como watermelon num relatório que a liderança lê. Não é erro de execução, é campo desatualizado.</w:t>
+      </w:r>
+    </w:p>
+    <w:p>
+      <w:pPr>
+        <w:pStyle w:val="IntenseQuote"/>
+      </w:pPr>
+      <w:r>
+        <w:rPr>
+          <w:b/>
+        </w:rPr>
+        <w:t>🎯 Recomendado:</w:t>
+      </w:r>
+    </w:p>
+    <w:p>
+      <w:pPr>
+        <w:pStyle w:val="IntenseQuote"/>
+      </w:pPr>
+      <w:r>
+        <w:t xml:space="preserve">1. Horizon 2 (1284) — atualizar </w:t>
+      </w:r>
+      <w:r>
+        <w:rPr>
+          <w:rFonts w:ascii="Consolas" w:hAnsi="Consolas"/>
+          <w:color w:val="B03060"/>
+          <w:sz w:val="19"/>
+        </w:rPr>
+        <w:t>GoLive Date</w:t>
+      </w:r>
+      <w:r>
+        <w:t xml:space="preserve"> para a data de outubro que a reunião registrou. Posso fazer agora, mostro o de → para antes.</w:t>
+      </w:r>
+    </w:p>
+    <w:p>
+      <w:pPr>
+        <w:pStyle w:val="IntenseQuote"/>
+      </w:pPr>
+      <w:r>
+        <w:t>2. Atlas Rollout (1301) — o valor está na reunião mas não no sistema. Confirmo os €400k com [gestor] antes de escrever? Posso mandar a mensagem.</w:t>
+      </w:r>
+    </w:p>
+    <w:p>
+      <w:pPr>
+        <w:pStyle w:val="IntenseQuote"/>
+      </w:pPr>
+      <w:r>
+        <w:t>Quer que eu te mande esse pendente no Teams, com os links?"</w:t>
+      </w:r>
+    </w:p>
+    <w:p>
+      <w:r>
+        <w:t xml:space="preserve">O que a versão forte faz e a fraca não: </w:t>
+      </w:r>
+      <w:r>
+        <w:rPr>
+          <w:b/>
+        </w:rPr>
+        <w:t>separa o que é verificável do que é conversa</w:t>
+      </w:r>
+      <w:r>
+        <w:t xml:space="preserve">, mostra a consequência do campo desatualizado em vez de só apontar o erro, propõe ação com responsável, e </w:t>
+      </w:r>
+      <w:r>
+        <w:rPr>
+          <w:b/>
+        </w:rPr>
+        <w:t>não coloca palavra na boca de ninguém</w:t>
+      </w:r>
+      <w:r>
+        <w:t>.</w:t>
+      </w:r>
+    </w:p>
+    <w:p>
+      <w:pPr>
+        <w:pStyle w:val="Heading3"/>
+      </w:pPr>
+      <w:r>
+        <w:t>O fecho no Teams</w:t>
+      </w:r>
+    </w:p>
+    <w:p>
+      <w:r>
+        <w:t>Ao final, ofereça mandar ao usuário um resumo das pendências no Teams — a lista dos projetos a atualizar com os links diretos. Serve como lembrete que sobrevive ao fim da conversa. Vale a mesma regra de sempre: mostra o rascunho, e só manda depois de um sim explícito.</w:t>
+      </w:r>
+    </w:p>
     <w:sectPr>
       <w:pgSz w:w="12240" w:h="15840"/>
       <w:pgMar w:top="1440" w:right="1800" w:bottom="1440" w:left="1800" w:header="720" w:footer="720" w:gutter="0"/>

--- a/playbook/AURA_Playbook_Analitico.docx
+++ b/playbook/AURA_Playbook_Analitico.docx
@@ -7198,6 +7198,299 @@
       </w:r>
       <w:r>
         <w:t>. Reconciliar é cruzar as duas e apontar onde elas se contradizem — não resumir a reunião.</w:t>
+      </w:r>
+    </w:p>
+    <w:p>
+      <w:pPr>
+        <w:pStyle w:val="Heading3"/>
+      </w:pPr>
+      <w:r>
+        <w:t>São quatro LT, uma por IT Area</w:t>
+      </w:r>
+    </w:p>
+    <w:tbl>
+      <w:tblPr>
+        <w:tblStyle w:val="LightGrid-Accent1"/>
+        <w:tblW w:type="auto" w:w="0"/>
+        <w:tblLook w:firstColumn="1" w:firstRow="1" w:lastColumn="0" w:lastRow="0" w:noHBand="0" w:noVBand="1" w:val="04A0"/>
+      </w:tblPr>
+      <w:tblGrid>
+        <w:gridCol w:w="2880"/>
+        <w:gridCol w:w="2880"/>
+        <w:gridCol w:w="2880"/>
+      </w:tblGrid>
+      <w:tr>
+        <w:tc>
+          <w:tcPr>
+            <w:tcW w:type="dxa" w:w="2880"/>
+          </w:tcPr>
+          <w:p>
+            <w:r>
+              <w:rPr>
+                <w:b/>
+              </w:rPr>
+            </w:r>
+            <w:r>
+              <w:rPr>
+                <w:b/>
+              </w:rPr>
+              <w:t>Reunião</w:t>
+            </w:r>
+          </w:p>
+        </w:tc>
+        <w:tc>
+          <w:tcPr>
+            <w:tcW w:type="dxa" w:w="2880"/>
+          </w:tcPr>
+          <w:p>
+            <w:r>
+              <w:rPr>
+                <w:b/>
+              </w:rPr>
+            </w:r>
+            <w:r>
+              <w:rPr>
+                <w:b/>
+              </w:rPr>
+              <w:t>Cobre os projetos de</w:t>
+            </w:r>
+          </w:p>
+        </w:tc>
+        <w:tc>
+          <w:tcPr>
+            <w:tcW w:type="dxa" w:w="2880"/>
+          </w:tcPr>
+          <w:p>
+            <w:r>
+              <w:rPr>
+                <w:b/>
+              </w:rPr>
+            </w:r>
+            <w:r>
+              <w:rPr>
+                <w:b/>
+              </w:rPr>
+              <w:t>Arquivo</w:t>
+            </w:r>
+          </w:p>
+        </w:tc>
+      </w:tr>
+      <w:tr>
+        <w:tc>
+          <w:tcPr>
+            <w:tcW w:type="dxa" w:w="2880"/>
+          </w:tcPr>
+          <w:p>
+            <w:r/>
+            <w:r>
+              <w:t>LT CD</w:t>
+            </w:r>
+          </w:p>
+        </w:tc>
+        <w:tc>
+          <w:tcPr>
+            <w:tcW w:type="dxa" w:w="2880"/>
+          </w:tcPr>
+          <w:p>
+            <w:r/>
+            <w:r>
+              <w:t>Customer Dev</w:t>
+            </w:r>
+          </w:p>
+        </w:tc>
+        <w:tc>
+          <w:tcPr>
+            <w:tcW w:type="dxa" w:w="2880"/>
+          </w:tcPr>
+          <w:p>
+            <w:r/>
+            <w:r>
+              <w:rPr>
+                <w:rFonts w:ascii="Consolas" w:hAnsi="Consolas"/>
+                <w:color w:val="B03060"/>
+                <w:sz w:val="19"/>
+              </w:rPr>
+              <w:t>LT-CD-AAAA-MM-DD-HHmm.txt</w:t>
+            </w:r>
+          </w:p>
+        </w:tc>
+      </w:tr>
+      <w:tr>
+        <w:tc>
+          <w:tcPr>
+            <w:tcW w:type="dxa" w:w="2880"/>
+          </w:tcPr>
+          <w:p>
+            <w:r/>
+            <w:r>
+              <w:t>LT Consumer</w:t>
+            </w:r>
+          </w:p>
+        </w:tc>
+        <w:tc>
+          <w:tcPr>
+            <w:tcW w:type="dxa" w:w="2880"/>
+          </w:tcPr>
+          <w:p>
+            <w:r/>
+            <w:r>
+              <w:t>Consumer</w:t>
+            </w:r>
+          </w:p>
+        </w:tc>
+        <w:tc>
+          <w:tcPr>
+            <w:tcW w:type="dxa" w:w="2880"/>
+          </w:tcPr>
+          <w:p>
+            <w:r/>
+            <w:r>
+              <w:rPr>
+                <w:rFonts w:ascii="Consolas" w:hAnsi="Consolas"/>
+                <w:color w:val="B03060"/>
+                <w:sz w:val="19"/>
+              </w:rPr>
+              <w:t>LT-Consumer-…</w:t>
+            </w:r>
+          </w:p>
+        </w:tc>
+      </w:tr>
+      <w:tr>
+        <w:tc>
+          <w:tcPr>
+            <w:tcW w:type="dxa" w:w="2880"/>
+          </w:tcPr>
+          <w:p>
+            <w:r/>
+            <w:r>
+              <w:t>LT Focus Mkt</w:t>
+            </w:r>
+          </w:p>
+        </w:tc>
+        <w:tc>
+          <w:tcPr>
+            <w:tcW w:type="dxa" w:w="2880"/>
+          </w:tcPr>
+          <w:p>
+            <w:r/>
+            <w:r>
+              <w:t>Focus Market (Cust Ops)</w:t>
+            </w:r>
+          </w:p>
+        </w:tc>
+        <w:tc>
+          <w:tcPr>
+            <w:tcW w:type="dxa" w:w="2880"/>
+          </w:tcPr>
+          <w:p>
+            <w:r/>
+            <w:r>
+              <w:rPr>
+                <w:rFonts w:ascii="Consolas" w:hAnsi="Consolas"/>
+                <w:color w:val="B03060"/>
+                <w:sz w:val="19"/>
+              </w:rPr>
+              <w:t>LT-Focus Mkt-…</w:t>
+            </w:r>
+          </w:p>
+        </w:tc>
+      </w:tr>
+      <w:tr>
+        <w:tc>
+          <w:tcPr>
+            <w:tcW w:type="dxa" w:w="2880"/>
+          </w:tcPr>
+          <w:p>
+            <w:r/>
+            <w:r>
+              <w:t>LT Make</w:t>
+            </w:r>
+          </w:p>
+        </w:tc>
+        <w:tc>
+          <w:tcPr>
+            <w:tcW w:type="dxa" w:w="2880"/>
+          </w:tcPr>
+          <w:p>
+            <w:r/>
+            <w:r>
+              <w:t>Make (Business Operation)</w:t>
+            </w:r>
+          </w:p>
+        </w:tc>
+        <w:tc>
+          <w:tcPr>
+            <w:tcW w:type="dxa" w:w="2880"/>
+          </w:tcPr>
+          <w:p>
+            <w:r/>
+            <w:r>
+              <w:rPr>
+                <w:rFonts w:ascii="Consolas" w:hAnsi="Consolas"/>
+                <w:color w:val="B03060"/>
+                <w:sz w:val="19"/>
+              </w:rPr>
+              <w:t>LT-Make-…</w:t>
+            </w:r>
+          </w:p>
+        </w:tc>
+      </w:tr>
+    </w:tbl>
+    <w:p/>
+    <w:p>
+      <w:r>
+        <w:t xml:space="preserve">A área faz parte da </w:t>
+      </w:r>
+      <w:r>
+        <w:rPr>
+          <w:b/>
+        </w:rPr>
+        <w:t>identidade</w:t>
+      </w:r>
+      <w:r>
+        <w:t xml:space="preserve"> do arquivo, não é rótulo.</w:t>
+      </w:r>
+    </w:p>
+    <w:p>
+      <w:r>
+        <w:rPr>
+          <w:b/>
+        </w:rPr>
+        <w:t>Peça a reunião por área e data</w:t>
+      </w:r>
+      <w:r>
+        <w:t xml:space="preserve"> — </w:t>
+      </w:r>
+      <w:r>
+        <w:rPr>
+          <w:rFonts w:ascii="Consolas" w:hAnsi="Consolas"/>
+          <w:color w:val="B03060"/>
+          <w:sz w:val="19"/>
+        </w:rPr>
+        <w:t>a LT de Make de 21/08</w:t>
+      </w:r>
+      <w:r>
+        <w:t>. A busca é semântica e não ordena por recência: "a última LT" pode devolver a de outra área.</w:t>
+      </w:r>
+    </w:p>
+    <w:p>
+      <w:r>
+        <w:rPr>
+          <w:b/>
+        </w:rPr>
+        <w:t>Não cruze áreas sem o usuário pedir.</w:t>
+      </w:r>
+      <w:r>
+        <w:t xml:space="preserve"> Uma decisão tomada na LT de Make não é registro para um projeto de Consumer, mesmo que o nome do projeto apareça nas duas. Se um projeto for citado numa LT que não é a da área dele, </w:t>
+      </w:r>
+      <w:r>
+        <w:rPr>
+          <w:b/>
+        </w:rPr>
+        <w:t>diga isso explicitamente</w:t>
+      </w:r>
+      <w:r>
+        <w:t xml:space="preserve"> em vez de tratar como equivalente — quase sempre é dependência entre áreas, e isso em si já é achado.</w:t>
       </w:r>
     </w:p>
     <w:p>
